--- a/DC101&CC105 documentaion.docx
+++ b/DC101&CC105 documentaion.docx
@@ -2029,7 +2029,7 @@
     </w:p>
     <w:tbl>
       <w:tblPr>
-        <w:tblStyle w:val="4"/>
+        <w:tblStyle w:val="6"/>
         <w:tblW w:w="8872" w:type="dxa"/>
         <w:tblInd w:w="0" w:type="dxa"/>
         <w:tblBorders>
@@ -2814,7 +2814,7 @@
     </w:p>
     <w:tbl>
       <w:tblPr>
-        <w:tblStyle w:val="4"/>
+        <w:tblStyle w:val="6"/>
         <w:tblW w:w="0" w:type="auto"/>
         <w:tblInd w:w="0" w:type="dxa"/>
         <w:tblBorders>
@@ -7058,8 +7058,2467 @@
         </w:rPr>
         <w:t>One of the challenges I faced is lack of time. It is because of the events that the school implemented. The another one is that I need to find network connection just to search and watch how to code and how to set-up database and the php. The hardest part is that I am lack of knowledge about the websites. So that, I worked hard even though my project looks like a website. But I ensure that the database will surely connect and the website will function.</w:t>
       </w:r>
+    </w:p>
+    <w:p>
+      <w:pPr>
+        <w:numPr>
+          <w:numId w:val="0"/>
+        </w:numPr>
+        <w:jc w:val="both"/>
+        <w:rPr>
+          <w:rFonts w:hint="default"/>
+          <w:b w:val="0"/>
+          <w:bCs w:val="0"/>
+          <w:lang w:val="en-US"/>
+        </w:rPr>
+      </w:pPr>
+    </w:p>
+    <w:p>
+      <w:pPr>
+        <w:numPr>
+          <w:numId w:val="0"/>
+        </w:numPr>
+        <w:jc w:val="both"/>
+        <w:rPr>
+          <w:rFonts w:hint="default"/>
+          <w:b w:val="0"/>
+          <w:bCs w:val="0"/>
+          <w:lang w:val="en-US"/>
+        </w:rPr>
+      </w:pPr>
+    </w:p>
+    <w:p>
+      <w:pPr>
+        <w:numPr>
+          <w:numId w:val="0"/>
+        </w:numPr>
+        <w:jc w:val="both"/>
+        <w:rPr>
+          <w:rFonts w:hint="default"/>
+          <w:b w:val="0"/>
+          <w:bCs w:val="0"/>
+          <w:lang w:val="en-US"/>
+        </w:rPr>
+      </w:pPr>
+    </w:p>
+    <w:p>
+      <w:pPr>
+        <w:numPr>
+          <w:numId w:val="0"/>
+        </w:numPr>
+        <w:jc w:val="both"/>
+        <w:rPr>
+          <w:rFonts w:hint="default"/>
+          <w:b w:val="0"/>
+          <w:bCs w:val="0"/>
+          <w:lang w:val="en-US"/>
+        </w:rPr>
+      </w:pPr>
+    </w:p>
+    <w:p>
+      <w:pPr>
+        <w:numPr>
+          <w:numId w:val="0"/>
+        </w:numPr>
+        <w:jc w:val="both"/>
+        <w:rPr>
+          <w:rFonts w:hint="default"/>
+          <w:b/>
+          <w:bCs/>
+          <w:lang w:val="en-US"/>
+        </w:rPr>
+      </w:pPr>
+    </w:p>
+    <w:p>
+      <w:pPr>
+        <w:numPr>
+          <w:numId w:val="0"/>
+        </w:numPr>
+        <w:jc w:val="both"/>
+        <w:rPr>
+          <w:rFonts w:hint="default"/>
+          <w:b/>
+          <w:bCs/>
+          <w:lang w:val="en-US"/>
+        </w:rPr>
+      </w:pPr>
+    </w:p>
+    <w:p>
+      <w:pPr>
+        <w:numPr>
+          <w:numId w:val="0"/>
+        </w:numPr>
+        <w:jc w:val="both"/>
+        <w:rPr>
+          <w:rFonts w:hint="default"/>
+          <w:b/>
+          <w:bCs/>
+          <w:lang w:val="en-US"/>
+        </w:rPr>
+      </w:pPr>
+    </w:p>
+    <w:p>
+      <w:pPr>
+        <w:numPr>
+          <w:numId w:val="0"/>
+        </w:numPr>
+        <w:jc w:val="both"/>
+        <w:rPr>
+          <w:rFonts w:hint="default"/>
+          <w:b/>
+          <w:bCs/>
+          <w:lang w:val="en-US"/>
+        </w:rPr>
+      </w:pPr>
+    </w:p>
+    <w:p>
+      <w:pPr>
+        <w:numPr>
+          <w:numId w:val="0"/>
+        </w:numPr>
+        <w:jc w:val="both"/>
+        <w:rPr>
+          <w:rFonts w:hint="default"/>
+          <w:b/>
+          <w:bCs/>
+          <w:lang w:val="en-US"/>
+        </w:rPr>
+      </w:pPr>
+    </w:p>
+    <w:p>
+      <w:pPr>
+        <w:numPr>
+          <w:numId w:val="0"/>
+        </w:numPr>
+        <w:jc w:val="both"/>
+        <w:rPr>
+          <w:rFonts w:hint="default"/>
+          <w:b/>
+          <w:bCs/>
+          <w:lang w:val="en-US"/>
+        </w:rPr>
+      </w:pPr>
+    </w:p>
+    <w:p>
+      <w:pPr>
+        <w:numPr>
+          <w:numId w:val="0"/>
+        </w:numPr>
+        <w:jc w:val="both"/>
+        <w:rPr>
+          <w:rFonts w:hint="default"/>
+          <w:b/>
+          <w:bCs/>
+          <w:lang w:val="en-US"/>
+        </w:rPr>
+      </w:pPr>
+    </w:p>
+    <w:p>
+      <w:pPr>
+        <w:numPr>
+          <w:numId w:val="0"/>
+        </w:numPr>
+        <w:jc w:val="both"/>
+        <w:rPr>
+          <w:rFonts w:hint="default"/>
+          <w:b/>
+          <w:bCs/>
+          <w:lang w:val="en-US"/>
+        </w:rPr>
+      </w:pPr>
+    </w:p>
+    <w:p>
+      <w:pPr>
+        <w:numPr>
+          <w:numId w:val="0"/>
+        </w:numPr>
+        <w:jc w:val="both"/>
+        <w:rPr>
+          <w:rFonts w:hint="default"/>
+          <w:b/>
+          <w:bCs/>
+          <w:lang w:val="en-US"/>
+        </w:rPr>
+      </w:pPr>
+    </w:p>
+    <w:p>
+      <w:pPr>
+        <w:numPr>
+          <w:numId w:val="0"/>
+        </w:numPr>
+        <w:jc w:val="both"/>
+        <w:rPr>
+          <w:rFonts w:hint="default"/>
+          <w:b/>
+          <w:bCs/>
+          <w:lang w:val="en-US"/>
+        </w:rPr>
+      </w:pPr>
+    </w:p>
+    <w:p>
+      <w:pPr>
+        <w:numPr>
+          <w:numId w:val="0"/>
+        </w:numPr>
+        <w:jc w:val="both"/>
+        <w:rPr>
+          <w:rFonts w:hint="default"/>
+          <w:b/>
+          <w:bCs/>
+          <w:lang w:val="en-US"/>
+        </w:rPr>
+      </w:pPr>
+    </w:p>
+    <w:p>
+      <w:pPr>
+        <w:numPr>
+          <w:numId w:val="0"/>
+        </w:numPr>
+        <w:jc w:val="both"/>
+        <w:rPr>
+          <w:rFonts w:hint="default"/>
+          <w:b/>
+          <w:bCs/>
+          <w:lang w:val="en-US"/>
+        </w:rPr>
+      </w:pPr>
+    </w:p>
+    <w:p>
+      <w:pPr>
+        <w:numPr>
+          <w:numId w:val="0"/>
+        </w:numPr>
+        <w:jc w:val="both"/>
+        <w:rPr>
+          <w:rFonts w:hint="default"/>
+          <w:b/>
+          <w:bCs/>
+          <w:lang w:val="en-US"/>
+        </w:rPr>
+      </w:pPr>
+    </w:p>
+    <w:p>
+      <w:pPr>
+        <w:numPr>
+          <w:numId w:val="0"/>
+        </w:numPr>
+        <w:jc w:val="both"/>
+        <w:rPr>
+          <w:rFonts w:hint="default"/>
+          <w:b/>
+          <w:bCs/>
+          <w:lang w:val="en-US"/>
+        </w:rPr>
+      </w:pPr>
+    </w:p>
+    <w:p>
+      <w:pPr>
+        <w:numPr>
+          <w:numId w:val="0"/>
+        </w:numPr>
+        <w:jc w:val="both"/>
+        <w:rPr>
+          <w:rFonts w:hint="default"/>
+          <w:b/>
+          <w:bCs/>
+          <w:lang w:val="en-US"/>
+        </w:rPr>
+      </w:pPr>
+    </w:p>
+    <w:p>
+      <w:pPr>
+        <w:numPr>
+          <w:numId w:val="0"/>
+        </w:numPr>
+        <w:jc w:val="both"/>
+        <w:rPr>
+          <w:rFonts w:hint="default"/>
+          <w:b/>
+          <w:bCs/>
+          <w:lang w:val="en-US"/>
+        </w:rPr>
+      </w:pPr>
+    </w:p>
+    <w:p>
+      <w:pPr>
+        <w:numPr>
+          <w:numId w:val="0"/>
+        </w:numPr>
+        <w:jc w:val="both"/>
+        <w:rPr>
+          <w:rFonts w:hint="default"/>
+          <w:b/>
+          <w:bCs/>
+          <w:lang w:val="en-US"/>
+        </w:rPr>
+      </w:pPr>
+    </w:p>
+    <w:p>
+      <w:pPr>
+        <w:numPr>
+          <w:numId w:val="0"/>
+        </w:numPr>
+        <w:jc w:val="both"/>
+        <w:rPr>
+          <w:rFonts w:hint="default"/>
+          <w:b/>
+          <w:bCs/>
+          <w:lang w:val="en-US"/>
+        </w:rPr>
+      </w:pPr>
+    </w:p>
+    <w:p>
+      <w:pPr>
+        <w:numPr>
+          <w:numId w:val="0"/>
+        </w:numPr>
+        <w:jc w:val="both"/>
+        <w:rPr>
+          <w:rFonts w:hint="default"/>
+          <w:b/>
+          <w:bCs/>
+          <w:lang w:val="en-US"/>
+        </w:rPr>
+      </w:pPr>
+    </w:p>
+    <w:p>
+      <w:pPr>
+        <w:numPr>
+          <w:numId w:val="0"/>
+        </w:numPr>
+        <w:jc w:val="both"/>
+        <w:rPr>
+          <w:rFonts w:hint="default"/>
+          <w:b/>
+          <w:bCs/>
+          <w:lang w:val="en-US"/>
+        </w:rPr>
+      </w:pPr>
+    </w:p>
+    <w:p>
+      <w:pPr>
+        <w:numPr>
+          <w:numId w:val="0"/>
+        </w:numPr>
+        <w:jc w:val="both"/>
+        <w:rPr>
+          <w:rFonts w:hint="default"/>
+          <w:b/>
+          <w:bCs/>
+          <w:lang w:val="en-US"/>
+        </w:rPr>
+      </w:pPr>
+    </w:p>
+    <w:p>
+      <w:pPr>
+        <w:numPr>
+          <w:numId w:val="0"/>
+        </w:numPr>
+        <w:jc w:val="both"/>
+        <w:rPr>
+          <w:rFonts w:hint="default"/>
+          <w:b/>
+          <w:bCs/>
+          <w:lang w:val="en-US"/>
+        </w:rPr>
+      </w:pPr>
+    </w:p>
+    <w:p>
+      <w:pPr>
+        <w:numPr>
+          <w:numId w:val="0"/>
+        </w:numPr>
+        <w:jc w:val="both"/>
+        <w:rPr>
+          <w:rFonts w:hint="default"/>
+          <w:b/>
+          <w:bCs/>
+          <w:lang w:val="en-US"/>
+        </w:rPr>
+      </w:pPr>
+    </w:p>
+    <w:p>
+      <w:pPr>
+        <w:numPr>
+          <w:numId w:val="0"/>
+        </w:numPr>
+        <w:jc w:val="both"/>
+        <w:rPr>
+          <w:rFonts w:hint="default"/>
+          <w:b/>
+          <w:bCs/>
+          <w:lang w:val="en-US"/>
+        </w:rPr>
+      </w:pPr>
+    </w:p>
+    <w:p>
+      <w:pPr>
+        <w:numPr>
+          <w:numId w:val="0"/>
+        </w:numPr>
+        <w:jc w:val="both"/>
+        <w:rPr>
+          <w:rFonts w:hint="default"/>
+          <w:b/>
+          <w:bCs/>
+          <w:lang w:val="en-US"/>
+        </w:rPr>
+      </w:pPr>
+    </w:p>
+    <w:p>
+      <w:pPr>
+        <w:numPr>
+          <w:numId w:val="0"/>
+        </w:numPr>
+        <w:jc w:val="both"/>
+        <w:rPr>
+          <w:rFonts w:hint="default"/>
+          <w:b/>
+          <w:bCs/>
+          <w:lang w:val="en-US"/>
+        </w:rPr>
+      </w:pPr>
+    </w:p>
+    <w:p>
+      <w:pPr>
+        <w:numPr>
+          <w:numId w:val="0"/>
+        </w:numPr>
+        <w:jc w:val="both"/>
+        <w:rPr>
+          <w:rFonts w:hint="default"/>
+          <w:b/>
+          <w:bCs/>
+          <w:lang w:val="en-US"/>
+        </w:rPr>
+      </w:pPr>
+    </w:p>
+    <w:p>
+      <w:pPr>
+        <w:numPr>
+          <w:numId w:val="0"/>
+        </w:numPr>
+        <w:jc w:val="both"/>
+        <w:rPr>
+          <w:rFonts w:hint="default"/>
+          <w:b/>
+          <w:bCs/>
+          <w:lang w:val="en-US"/>
+        </w:rPr>
+      </w:pPr>
+    </w:p>
+    <w:p>
+      <w:pPr>
+        <w:numPr>
+          <w:numId w:val="0"/>
+        </w:numPr>
+        <w:jc w:val="both"/>
+        <w:rPr>
+          <w:rFonts w:hint="default"/>
+          <w:b/>
+          <w:bCs/>
+          <w:lang w:val="en-US"/>
+        </w:rPr>
+      </w:pPr>
+    </w:p>
+    <w:p>
+      <w:pPr>
+        <w:numPr>
+          <w:numId w:val="0"/>
+        </w:numPr>
+        <w:jc w:val="both"/>
+        <w:rPr>
+          <w:rFonts w:hint="default"/>
+          <w:b/>
+          <w:bCs/>
+          <w:lang w:val="en-US"/>
+        </w:rPr>
+      </w:pPr>
+    </w:p>
+    <w:p>
+      <w:pPr>
+        <w:numPr>
+          <w:numId w:val="0"/>
+        </w:numPr>
+        <w:jc w:val="both"/>
+        <w:rPr>
+          <w:rFonts w:hint="default"/>
+          <w:b/>
+          <w:bCs/>
+          <w:lang w:val="en-US"/>
+        </w:rPr>
+      </w:pPr>
+    </w:p>
+    <w:p>
+      <w:pPr>
+        <w:numPr>
+          <w:numId w:val="0"/>
+        </w:numPr>
+        <w:jc w:val="both"/>
+        <w:rPr>
+          <w:rFonts w:hint="default"/>
+          <w:b/>
+          <w:bCs/>
+          <w:lang w:val="en-US"/>
+        </w:rPr>
+      </w:pPr>
+    </w:p>
+    <w:p>
+      <w:pPr>
+        <w:numPr>
+          <w:numId w:val="0"/>
+        </w:numPr>
+        <w:jc w:val="both"/>
+        <w:rPr>
+          <w:rFonts w:hint="default"/>
+          <w:b/>
+          <w:bCs/>
+          <w:lang w:val="en-US"/>
+        </w:rPr>
+      </w:pPr>
+    </w:p>
+    <w:p>
+      <w:pPr>
+        <w:numPr>
+          <w:numId w:val="0"/>
+        </w:numPr>
+        <w:jc w:val="both"/>
+        <w:rPr>
+          <w:rFonts w:hint="default"/>
+          <w:b/>
+          <w:bCs/>
+          <w:lang w:val="en-US"/>
+        </w:rPr>
+      </w:pPr>
+    </w:p>
+    <w:p>
+      <w:pPr>
+        <w:numPr>
+          <w:numId w:val="0"/>
+        </w:numPr>
+        <w:jc w:val="both"/>
+        <w:rPr>
+          <w:rFonts w:hint="default"/>
+          <w:b/>
+          <w:bCs/>
+          <w:lang w:val="en-US"/>
+        </w:rPr>
+      </w:pPr>
+    </w:p>
+    <w:p>
+      <w:pPr>
+        <w:numPr>
+          <w:numId w:val="0"/>
+        </w:numPr>
+        <w:jc w:val="both"/>
+        <w:rPr>
+          <w:rFonts w:hint="default"/>
+          <w:b/>
+          <w:bCs/>
+          <w:lang w:val="en-US"/>
+        </w:rPr>
+      </w:pPr>
+      <w:r>
+        <w:rPr>
+          <w:rFonts w:hint="default"/>
+          <w:b/>
+          <w:bCs/>
+          <w:lang w:val="en-US"/>
+        </w:rPr>
+        <w:t>SCREENSHOTS:</w:t>
+      </w:r>
+    </w:p>
+    <w:p>
+      <w:pPr>
+        <w:numPr>
+          <w:numId w:val="0"/>
+        </w:numPr>
+        <w:jc w:val="both"/>
+        <w:rPr>
+          <w:rFonts w:hint="default"/>
+          <w:b/>
+          <w:bCs/>
+          <w:lang w:val="en-US"/>
+        </w:rPr>
+      </w:pPr>
+      <w:r>
+        <w:rPr>
+          <w:rFonts w:hint="default"/>
+          <w:b/>
+          <w:bCs/>
+          <w:lang w:val="en-US"/>
+        </w:rPr>
+        <w:drawing>
+          <wp:anchor distT="0" distB="0" distL="114300" distR="114300" simplePos="0" relativeHeight="251670528" behindDoc="1" locked="0" layoutInCell="1" allowOverlap="1">
+            <wp:simplePos x="0" y="0"/>
+            <wp:positionH relativeFrom="column">
+              <wp:posOffset>2912745</wp:posOffset>
+            </wp:positionH>
+            <wp:positionV relativeFrom="paragraph">
+              <wp:posOffset>142240</wp:posOffset>
+            </wp:positionV>
+            <wp:extent cx="2608580" cy="2098675"/>
+            <wp:effectExtent l="0" t="0" r="1270" b="0"/>
+            <wp:wrapThrough wrapText="bothSides">
+              <wp:wrapPolygon>
+                <wp:start x="0" y="0"/>
+                <wp:lineTo x="0" y="21371"/>
+                <wp:lineTo x="21453" y="21371"/>
+                <wp:lineTo x="21453" y="0"/>
+                <wp:lineTo x="0" y="0"/>
+              </wp:wrapPolygon>
+            </wp:wrapThrough>
+            <wp:docPr id="28" name="Picture 28" descr="Screenshot 2025-12-29 005832"/>
+            <wp:cNvGraphicFramePr>
+              <a:graphicFrameLocks xmlns:a="http://schemas.openxmlformats.org/drawingml/2006/main" noChangeAspect="1"/>
+            </wp:cNvGraphicFramePr>
+            <a:graphic xmlns:a="http://schemas.openxmlformats.org/drawingml/2006/main">
+              <a:graphicData uri="http://schemas.openxmlformats.org/drawingml/2006/picture">
+                <pic:pic xmlns:pic="http://schemas.openxmlformats.org/drawingml/2006/picture">
+                  <pic:nvPicPr>
+                    <pic:cNvPr id="28" name="Picture 28" descr="Screenshot 2025-12-29 005832"/>
+                    <pic:cNvPicPr>
+                      <a:picLocks noChangeAspect="1"/>
+                    </pic:cNvPicPr>
+                  </pic:nvPicPr>
+                  <pic:blipFill>
+                    <a:blip r:embed="rId4"/>
+                    <a:stretch>
+                      <a:fillRect/>
+                    </a:stretch>
+                  </pic:blipFill>
+                  <pic:spPr>
+                    <a:xfrm>
+                      <a:off x="0" y="0"/>
+                      <a:ext cx="2608580" cy="2098675"/>
+                    </a:xfrm>
+                    <a:prstGeom prst="rect">
+                      <a:avLst/>
+                    </a:prstGeom>
+                  </pic:spPr>
+                </pic:pic>
+              </a:graphicData>
+            </a:graphic>
+          </wp:anchor>
+        </w:drawing>
+      </w:r>
+    </w:p>
+    <w:p>
+      <w:pPr>
+        <w:numPr>
+          <w:numId w:val="0"/>
+        </w:numPr>
+        <w:ind w:right="5738" w:rightChars="2869"/>
+        <w:jc w:val="both"/>
+        <w:rPr>
+          <w:rFonts w:hint="default"/>
+          <w:b/>
+          <w:bCs/>
+          <w:lang w:val="en-US"/>
+        </w:rPr>
+      </w:pPr>
+      <w:r>
+        <w:rPr>
+          <w:rFonts w:hint="default"/>
+          <w:b/>
+          <w:bCs/>
+          <w:lang w:val="en-US"/>
+        </w:rPr>
+        <w:drawing>
+          <wp:anchor distT="0" distB="0" distL="114300" distR="114300" simplePos="0" relativeHeight="251669504" behindDoc="1" locked="0" layoutInCell="1" allowOverlap="1">
+            <wp:simplePos x="0" y="0"/>
+            <wp:positionH relativeFrom="column">
+              <wp:posOffset>0</wp:posOffset>
+            </wp:positionH>
+            <wp:positionV relativeFrom="paragraph">
+              <wp:posOffset>0</wp:posOffset>
+            </wp:positionV>
+            <wp:extent cx="2609215" cy="2080895"/>
+            <wp:effectExtent l="0" t="0" r="635" b="14605"/>
+            <wp:wrapThrough wrapText="bothSides">
+              <wp:wrapPolygon>
+                <wp:start x="0" y="0"/>
+                <wp:lineTo x="0" y="21356"/>
+                <wp:lineTo x="21448" y="21356"/>
+                <wp:lineTo x="21448" y="0"/>
+                <wp:lineTo x="0" y="0"/>
+              </wp:wrapPolygon>
+            </wp:wrapThrough>
+            <wp:docPr id="25" name="Picture 25" descr="Screenshot 2025-12-29 005754"/>
+            <wp:cNvGraphicFramePr>
+              <a:graphicFrameLocks xmlns:a="http://schemas.openxmlformats.org/drawingml/2006/main" noChangeAspect="1"/>
+            </wp:cNvGraphicFramePr>
+            <a:graphic xmlns:a="http://schemas.openxmlformats.org/drawingml/2006/main">
+              <a:graphicData uri="http://schemas.openxmlformats.org/drawingml/2006/picture">
+                <pic:pic xmlns:pic="http://schemas.openxmlformats.org/drawingml/2006/picture">
+                  <pic:nvPicPr>
+                    <pic:cNvPr id="25" name="Picture 25" descr="Screenshot 2025-12-29 005754"/>
+                    <pic:cNvPicPr>
+                      <a:picLocks noChangeAspect="1"/>
+                    </pic:cNvPicPr>
+                  </pic:nvPicPr>
+                  <pic:blipFill>
+                    <a:blip r:embed="rId5"/>
+                    <a:srcRect l="22543" t="15458" r="18973" b="10681"/>
+                    <a:stretch>
+                      <a:fillRect/>
+                    </a:stretch>
+                  </pic:blipFill>
+                  <pic:spPr>
+                    <a:xfrm>
+                      <a:off x="0" y="0"/>
+                      <a:ext cx="2609215" cy="2080895"/>
+                    </a:xfrm>
+                    <a:prstGeom prst="rect">
+                      <a:avLst/>
+                    </a:prstGeom>
+                  </pic:spPr>
+                </pic:pic>
+              </a:graphicData>
+            </a:graphic>
+          </wp:anchor>
+        </w:drawing>
+      </w:r>
+    </w:p>
+    <w:p>
+      <w:pPr>
+        <w:numPr>
+          <w:numId w:val="0"/>
+        </w:numPr>
+        <w:jc w:val="both"/>
+        <w:rPr>
+          <w:rFonts w:hint="default"/>
+          <w:b/>
+          <w:bCs/>
+          <w:lang w:val="en-US"/>
+        </w:rPr>
+      </w:pPr>
+    </w:p>
+    <w:p>
+      <w:pPr>
+        <w:numPr>
+          <w:numId w:val="0"/>
+        </w:numPr>
+        <w:jc w:val="both"/>
+        <w:rPr>
+          <w:rFonts w:hint="default"/>
+          <w:b/>
+          <w:bCs/>
+          <w:lang w:val="en-US"/>
+        </w:rPr>
+      </w:pPr>
+      <w:r>
+        <w:rPr>
+          <w:rFonts w:hint="default"/>
+          <w:b/>
+          <w:bCs/>
+          <w:lang w:val="en-US"/>
+        </w:rPr>
+        <w:drawing>
+          <wp:anchor distT="0" distB="0" distL="114300" distR="114300" simplePos="0" relativeHeight="251671552" behindDoc="1" locked="0" layoutInCell="1" allowOverlap="1">
+            <wp:simplePos x="0" y="0"/>
+            <wp:positionH relativeFrom="column">
+              <wp:posOffset>1378585</wp:posOffset>
+            </wp:positionH>
+            <wp:positionV relativeFrom="paragraph">
+              <wp:posOffset>86995</wp:posOffset>
+            </wp:positionV>
+            <wp:extent cx="2578100" cy="2174240"/>
+            <wp:effectExtent l="0" t="0" r="50800" b="16510"/>
+            <wp:wrapThrough wrapText="bothSides">
+              <wp:wrapPolygon>
+                <wp:start x="0" y="0"/>
+                <wp:lineTo x="0" y="21386"/>
+                <wp:lineTo x="21387" y="21386"/>
+                <wp:lineTo x="21387" y="0"/>
+                <wp:lineTo x="0" y="0"/>
+              </wp:wrapPolygon>
+            </wp:wrapThrough>
+            <wp:docPr id="29" name="Picture 29" descr="Screenshot 2025-12-29 005838"/>
+            <wp:cNvGraphicFramePr>
+              <a:graphicFrameLocks xmlns:a="http://schemas.openxmlformats.org/drawingml/2006/main" noChangeAspect="1"/>
+            </wp:cNvGraphicFramePr>
+            <a:graphic xmlns:a="http://schemas.openxmlformats.org/drawingml/2006/main">
+              <a:graphicData uri="http://schemas.openxmlformats.org/drawingml/2006/picture">
+                <pic:pic xmlns:pic="http://schemas.openxmlformats.org/drawingml/2006/picture">
+                  <pic:nvPicPr>
+                    <pic:cNvPr id="29" name="Picture 29" descr="Screenshot 2025-12-29 005838"/>
+                    <pic:cNvPicPr>
+                      <a:picLocks noChangeAspect="1"/>
+                    </pic:cNvPicPr>
+                  </pic:nvPicPr>
+                  <pic:blipFill>
+                    <a:blip r:embed="rId6"/>
+                    <a:stretch>
+                      <a:fillRect/>
+                    </a:stretch>
+                  </pic:blipFill>
+                  <pic:spPr>
+                    <a:xfrm>
+                      <a:off x="0" y="0"/>
+                      <a:ext cx="2578100" cy="2174240"/>
+                    </a:xfrm>
+                    <a:prstGeom prst="rect">
+                      <a:avLst/>
+                    </a:prstGeom>
+                  </pic:spPr>
+                </pic:pic>
+              </a:graphicData>
+            </a:graphic>
+          </wp:anchor>
+        </w:drawing>
+      </w:r>
+    </w:p>
+    <w:p>
+      <w:pPr>
+        <w:numPr>
+          <w:numId w:val="0"/>
+        </w:numPr>
+        <w:jc w:val="both"/>
+        <w:rPr>
+          <w:rFonts w:hint="default"/>
+          <w:b/>
+          <w:bCs/>
+          <w:lang w:val="en-US"/>
+        </w:rPr>
+      </w:pPr>
+    </w:p>
+    <w:p>
+      <w:pPr>
+        <w:numPr>
+          <w:numId w:val="0"/>
+        </w:numPr>
+        <w:jc w:val="both"/>
+        <w:rPr>
+          <w:rFonts w:hint="default"/>
+          <w:b/>
+          <w:bCs/>
+          <w:lang w:val="en-US"/>
+        </w:rPr>
+      </w:pPr>
+    </w:p>
+    <w:p>
+      <w:pPr>
+        <w:numPr>
+          <w:numId w:val="0"/>
+        </w:numPr>
+        <w:jc w:val="both"/>
+        <w:rPr>
+          <w:rFonts w:hint="default"/>
+          <w:b/>
+          <w:bCs/>
+          <w:lang w:val="en-US"/>
+        </w:rPr>
+      </w:pPr>
+    </w:p>
+    <w:p>
+      <w:pPr>
+        <w:numPr>
+          <w:numId w:val="0"/>
+        </w:numPr>
+        <w:jc w:val="both"/>
+        <w:rPr>
+          <w:rFonts w:hint="default"/>
+          <w:b/>
+          <w:bCs/>
+          <w:lang w:val="en-US"/>
+        </w:rPr>
+      </w:pPr>
+    </w:p>
+    <w:p>
+      <w:pPr>
+        <w:numPr>
+          <w:numId w:val="0"/>
+        </w:numPr>
+        <w:jc w:val="both"/>
+        <w:rPr>
+          <w:rFonts w:hint="default"/>
+          <w:b/>
+          <w:bCs/>
+          <w:lang w:val="en-US"/>
+        </w:rPr>
+      </w:pPr>
+    </w:p>
+    <w:p>
+      <w:pPr>
+        <w:numPr>
+          <w:numId w:val="0"/>
+        </w:numPr>
+        <w:jc w:val="both"/>
+        <w:rPr>
+          <w:rFonts w:hint="default"/>
+          <w:b/>
+          <w:bCs/>
+          <w:lang w:val="en-US"/>
+        </w:rPr>
+      </w:pPr>
+    </w:p>
+    <w:p>
+      <w:pPr>
+        <w:numPr>
+          <w:numId w:val="0"/>
+        </w:numPr>
+        <w:jc w:val="both"/>
+        <w:rPr>
+          <w:rFonts w:hint="default"/>
+          <w:b/>
+          <w:bCs/>
+          <w:lang w:val="en-US"/>
+        </w:rPr>
+      </w:pPr>
+    </w:p>
+    <w:p>
+      <w:pPr>
+        <w:numPr>
+          <w:numId w:val="0"/>
+        </w:numPr>
+        <w:jc w:val="both"/>
+        <w:rPr>
+          <w:rFonts w:hint="default"/>
+          <w:b/>
+          <w:bCs/>
+          <w:lang w:val="en-US"/>
+        </w:rPr>
+      </w:pPr>
+    </w:p>
+    <w:p>
+      <w:pPr>
+        <w:numPr>
+          <w:numId w:val="0"/>
+        </w:numPr>
+        <w:jc w:val="both"/>
+        <w:rPr>
+          <w:rFonts w:hint="default"/>
+          <w:b/>
+          <w:bCs/>
+          <w:lang w:val="en-US"/>
+        </w:rPr>
+      </w:pPr>
+    </w:p>
+    <w:p>
+      <w:pPr>
+        <w:numPr>
+          <w:numId w:val="0"/>
+        </w:numPr>
+        <w:jc w:val="both"/>
+        <w:rPr>
+          <w:rFonts w:hint="default"/>
+          <w:b/>
+          <w:bCs/>
+          <w:lang w:val="en-US"/>
+        </w:rPr>
+      </w:pPr>
+    </w:p>
+    <w:p>
+      <w:pPr>
+        <w:numPr>
+          <w:numId w:val="0"/>
+        </w:numPr>
+        <w:jc w:val="both"/>
+        <w:rPr>
+          <w:rFonts w:hint="default"/>
+          <w:b/>
+          <w:bCs/>
+          <w:lang w:val="en-US"/>
+        </w:rPr>
+      </w:pPr>
+    </w:p>
+    <w:p>
+      <w:pPr>
+        <w:numPr>
+          <w:numId w:val="0"/>
+        </w:numPr>
+        <w:jc w:val="both"/>
+        <w:rPr>
+          <w:rFonts w:hint="default"/>
+          <w:b/>
+          <w:bCs/>
+          <w:lang w:val="en-US"/>
+        </w:rPr>
+      </w:pPr>
+    </w:p>
+    <w:p>
+      <w:pPr>
+        <w:numPr>
+          <w:numId w:val="0"/>
+        </w:numPr>
+        <w:jc w:val="both"/>
+        <w:rPr>
+          <w:rFonts w:hint="default"/>
+          <w:b/>
+          <w:bCs/>
+          <w:lang w:val="en-US"/>
+        </w:rPr>
+      </w:pPr>
+    </w:p>
+    <w:p>
+      <w:pPr>
+        <w:numPr>
+          <w:numId w:val="0"/>
+        </w:numPr>
+        <w:jc w:val="both"/>
+        <w:rPr>
+          <w:rFonts w:hint="default"/>
+          <w:b/>
+          <w:bCs/>
+          <w:lang w:val="en-US"/>
+        </w:rPr>
+      </w:pPr>
+    </w:p>
+    <w:p>
+      <w:pPr>
+        <w:numPr>
+          <w:numId w:val="0"/>
+        </w:numPr>
+        <w:jc w:val="both"/>
+        <w:rPr>
+          <w:rFonts w:hint="default"/>
+          <w:b/>
+          <w:bCs/>
+          <w:lang w:val="en-US"/>
+        </w:rPr>
+      </w:pPr>
+    </w:p>
+    <w:p>
+      <w:pPr>
+        <w:numPr>
+          <w:numId w:val="0"/>
+        </w:numPr>
+        <w:jc w:val="both"/>
+        <w:rPr>
+          <w:rFonts w:hint="default"/>
+          <w:b/>
+          <w:bCs/>
+          <w:lang w:val="en-US"/>
+        </w:rPr>
+      </w:pPr>
+    </w:p>
+    <w:p>
+      <w:pPr>
+        <w:numPr>
+          <w:numId w:val="0"/>
+        </w:numPr>
+        <w:jc w:val="both"/>
+        <w:rPr>
+          <w:rFonts w:hint="default"/>
+          <w:b/>
+          <w:bCs/>
+          <w:lang w:val="en-US"/>
+        </w:rPr>
+      </w:pPr>
+      <w:r>
+        <w:rPr>
+          <w:rFonts w:hint="default"/>
+          <w:b/>
+          <w:bCs/>
+          <w:lang w:val="en-US"/>
+        </w:rPr>
+        <w:drawing>
+          <wp:anchor distT="0" distB="0" distL="114300" distR="114300" simplePos="0" relativeHeight="251672576" behindDoc="1" locked="0" layoutInCell="1" allowOverlap="1">
+            <wp:simplePos x="0" y="0"/>
+            <wp:positionH relativeFrom="column">
+              <wp:posOffset>46355</wp:posOffset>
+            </wp:positionH>
+            <wp:positionV relativeFrom="paragraph">
+              <wp:posOffset>67945</wp:posOffset>
+            </wp:positionV>
+            <wp:extent cx="5260340" cy="2620645"/>
+            <wp:effectExtent l="0" t="0" r="16510" b="8255"/>
+            <wp:wrapThrough wrapText="bothSides">
+              <wp:wrapPolygon>
+                <wp:start x="0" y="0"/>
+                <wp:lineTo x="0" y="21511"/>
+                <wp:lineTo x="21511" y="21511"/>
+                <wp:lineTo x="21511" y="0"/>
+                <wp:lineTo x="0" y="0"/>
+              </wp:wrapPolygon>
+            </wp:wrapThrough>
+            <wp:docPr id="31" name="Picture 31" descr="Screenshot 2025-12-29 005858"/>
+            <wp:cNvGraphicFramePr>
+              <a:graphicFrameLocks xmlns:a="http://schemas.openxmlformats.org/drawingml/2006/main" noChangeAspect="1"/>
+            </wp:cNvGraphicFramePr>
+            <a:graphic xmlns:a="http://schemas.openxmlformats.org/drawingml/2006/main">
+              <a:graphicData uri="http://schemas.openxmlformats.org/drawingml/2006/picture">
+                <pic:pic xmlns:pic="http://schemas.openxmlformats.org/drawingml/2006/picture">
+                  <pic:nvPicPr>
+                    <pic:cNvPr id="31" name="Picture 31" descr="Screenshot 2025-12-29 005858"/>
+                    <pic:cNvPicPr>
+                      <a:picLocks noChangeAspect="1"/>
+                    </pic:cNvPicPr>
+                  </pic:nvPicPr>
+                  <pic:blipFill>
+                    <a:blip r:embed="rId7"/>
+                    <a:stretch>
+                      <a:fillRect/>
+                    </a:stretch>
+                  </pic:blipFill>
+                  <pic:spPr>
+                    <a:xfrm>
+                      <a:off x="0" y="0"/>
+                      <a:ext cx="5260340" cy="2620645"/>
+                    </a:xfrm>
+                    <a:prstGeom prst="rect">
+                      <a:avLst/>
+                    </a:prstGeom>
+                  </pic:spPr>
+                </pic:pic>
+              </a:graphicData>
+            </a:graphic>
+          </wp:anchor>
+        </w:drawing>
+      </w:r>
+    </w:p>
+    <w:p>
+      <w:pPr>
+        <w:numPr>
+          <w:numId w:val="0"/>
+        </w:numPr>
+        <w:jc w:val="both"/>
+        <w:rPr>
+          <w:rFonts w:hint="default"/>
+          <w:b/>
+          <w:bCs/>
+          <w:lang w:val="en-US"/>
+        </w:rPr>
+      </w:pPr>
+    </w:p>
+    <w:p>
+      <w:pPr>
+        <w:numPr>
+          <w:numId w:val="0"/>
+        </w:numPr>
+        <w:jc w:val="both"/>
+        <w:rPr>
+          <w:rFonts w:hint="default"/>
+          <w:b/>
+          <w:bCs/>
+          <w:lang w:val="en-US"/>
+        </w:rPr>
+      </w:pPr>
+    </w:p>
+    <w:p>
+      <w:pPr>
+        <w:numPr>
+          <w:numId w:val="0"/>
+        </w:numPr>
+        <w:jc w:val="both"/>
+        <w:rPr>
+          <w:rFonts w:hint="default"/>
+          <w:b/>
+          <w:bCs/>
+          <w:lang w:val="en-US"/>
+        </w:rPr>
+      </w:pPr>
+    </w:p>
+    <w:p>
+      <w:pPr>
+        <w:numPr>
+          <w:numId w:val="0"/>
+        </w:numPr>
+        <w:jc w:val="both"/>
+        <w:rPr>
+          <w:rFonts w:hint="default"/>
+          <w:b/>
+          <w:bCs/>
+          <w:lang w:val="en-US"/>
+        </w:rPr>
+      </w:pPr>
+      <w:r>
+        <w:rPr>
+          <w:rFonts w:hint="default"/>
+          <w:b/>
+          <w:bCs/>
+          <w:lang w:val="en-US"/>
+        </w:rPr>
+        <w:drawing>
+          <wp:anchor distT="0" distB="0" distL="114300" distR="114300" simplePos="0" relativeHeight="251673600" behindDoc="1" locked="0" layoutInCell="1" allowOverlap="1">
+            <wp:simplePos x="0" y="0"/>
+            <wp:positionH relativeFrom="column">
+              <wp:posOffset>73660</wp:posOffset>
+            </wp:positionH>
+            <wp:positionV relativeFrom="paragraph">
+              <wp:posOffset>121285</wp:posOffset>
+            </wp:positionV>
+            <wp:extent cx="5258435" cy="2581275"/>
+            <wp:effectExtent l="0" t="0" r="18415" b="9525"/>
+            <wp:wrapThrough wrapText="bothSides">
+              <wp:wrapPolygon>
+                <wp:start x="0" y="0"/>
+                <wp:lineTo x="0" y="21520"/>
+                <wp:lineTo x="21519" y="21520"/>
+                <wp:lineTo x="21519" y="0"/>
+                <wp:lineTo x="0" y="0"/>
+              </wp:wrapPolygon>
+            </wp:wrapThrough>
+            <wp:docPr id="32" name="Picture 32" descr="Screenshot 2025-12-29 005910"/>
+            <wp:cNvGraphicFramePr>
+              <a:graphicFrameLocks xmlns:a="http://schemas.openxmlformats.org/drawingml/2006/main" noChangeAspect="1"/>
+            </wp:cNvGraphicFramePr>
+            <a:graphic xmlns:a="http://schemas.openxmlformats.org/drawingml/2006/main">
+              <a:graphicData uri="http://schemas.openxmlformats.org/drawingml/2006/picture">
+                <pic:pic xmlns:pic="http://schemas.openxmlformats.org/drawingml/2006/picture">
+                  <pic:nvPicPr>
+                    <pic:cNvPr id="32" name="Picture 32" descr="Screenshot 2025-12-29 005910"/>
+                    <pic:cNvPicPr>
+                      <a:picLocks noChangeAspect="1"/>
+                    </pic:cNvPicPr>
+                  </pic:nvPicPr>
+                  <pic:blipFill>
+                    <a:blip r:embed="rId8"/>
+                    <a:stretch>
+                      <a:fillRect/>
+                    </a:stretch>
+                  </pic:blipFill>
+                  <pic:spPr>
+                    <a:xfrm>
+                      <a:off x="0" y="0"/>
+                      <a:ext cx="5258435" cy="2581275"/>
+                    </a:xfrm>
+                    <a:prstGeom prst="rect">
+                      <a:avLst/>
+                    </a:prstGeom>
+                  </pic:spPr>
+                </pic:pic>
+              </a:graphicData>
+            </a:graphic>
+          </wp:anchor>
+        </w:drawing>
+      </w:r>
+    </w:p>
+    <w:p>
+      <w:pPr>
+        <w:numPr>
+          <w:numId w:val="0"/>
+        </w:numPr>
+        <w:jc w:val="both"/>
+        <w:rPr>
+          <w:rFonts w:hint="default"/>
+          <w:b/>
+          <w:bCs/>
+          <w:lang w:val="en-US"/>
+        </w:rPr>
+      </w:pPr>
+      <w:r>
+        <w:rPr>
+          <w:rFonts w:hint="default"/>
+          <w:b/>
+          <w:bCs/>
+          <w:lang w:val="en-US"/>
+        </w:rPr>
+        <w:drawing>
+          <wp:anchor distT="0" distB="0" distL="114300" distR="114300" simplePos="0" relativeHeight="251674624" behindDoc="1" locked="0" layoutInCell="1" allowOverlap="1">
+            <wp:simplePos x="0" y="0"/>
+            <wp:positionH relativeFrom="column">
+              <wp:posOffset>74295</wp:posOffset>
+            </wp:positionH>
+            <wp:positionV relativeFrom="paragraph">
+              <wp:posOffset>17145</wp:posOffset>
+            </wp:positionV>
+            <wp:extent cx="5264150" cy="2543175"/>
+            <wp:effectExtent l="0" t="0" r="12700" b="9525"/>
+            <wp:wrapThrough wrapText="bothSides">
+              <wp:wrapPolygon>
+                <wp:start x="0" y="0"/>
+                <wp:lineTo x="0" y="21519"/>
+                <wp:lineTo x="21496" y="21519"/>
+                <wp:lineTo x="21496" y="0"/>
+                <wp:lineTo x="0" y="0"/>
+              </wp:wrapPolygon>
+            </wp:wrapThrough>
+            <wp:docPr id="33" name="Picture 33" descr="Screenshot 2025-12-29 005926"/>
+            <wp:cNvGraphicFramePr>
+              <a:graphicFrameLocks xmlns:a="http://schemas.openxmlformats.org/drawingml/2006/main" noChangeAspect="1"/>
+            </wp:cNvGraphicFramePr>
+            <a:graphic xmlns:a="http://schemas.openxmlformats.org/drawingml/2006/main">
+              <a:graphicData uri="http://schemas.openxmlformats.org/drawingml/2006/picture">
+                <pic:pic xmlns:pic="http://schemas.openxmlformats.org/drawingml/2006/picture">
+                  <pic:nvPicPr>
+                    <pic:cNvPr id="33" name="Picture 33" descr="Screenshot 2025-12-29 005926"/>
+                    <pic:cNvPicPr>
+                      <a:picLocks noChangeAspect="1"/>
+                    </pic:cNvPicPr>
+                  </pic:nvPicPr>
+                  <pic:blipFill>
+                    <a:blip r:embed="rId9"/>
+                    <a:stretch>
+                      <a:fillRect/>
+                    </a:stretch>
+                  </pic:blipFill>
+                  <pic:spPr>
+                    <a:xfrm>
+                      <a:off x="0" y="0"/>
+                      <a:ext cx="5264150" cy="2543175"/>
+                    </a:xfrm>
+                    <a:prstGeom prst="rect">
+                      <a:avLst/>
+                    </a:prstGeom>
+                  </pic:spPr>
+                </pic:pic>
+              </a:graphicData>
+            </a:graphic>
+          </wp:anchor>
+        </w:drawing>
+      </w:r>
+    </w:p>
+    <w:p>
+      <w:pPr>
+        <w:numPr>
+          <w:numId w:val="0"/>
+        </w:numPr>
+        <w:jc w:val="both"/>
+        <w:rPr>
+          <w:rFonts w:hint="default"/>
+          <w:b/>
+          <w:bCs/>
+          <w:lang w:val="en-US"/>
+        </w:rPr>
+      </w:pPr>
+      <w:r>
+        <w:rPr>
+          <w:rFonts w:hint="default"/>
+          <w:b/>
+          <w:bCs/>
+          <w:lang w:val="en-US"/>
+        </w:rPr>
+        <w:drawing>
+          <wp:anchor distT="0" distB="0" distL="114300" distR="114300" simplePos="0" relativeHeight="251675648" behindDoc="1" locked="0" layoutInCell="1" allowOverlap="1">
+            <wp:simplePos x="0" y="0"/>
+            <wp:positionH relativeFrom="column">
+              <wp:posOffset>1415415</wp:posOffset>
+            </wp:positionH>
+            <wp:positionV relativeFrom="paragraph">
+              <wp:posOffset>116840</wp:posOffset>
+            </wp:positionV>
+            <wp:extent cx="2607945" cy="3136265"/>
+            <wp:effectExtent l="0" t="0" r="40005" b="45085"/>
+            <wp:wrapThrough wrapText="bothSides">
+              <wp:wrapPolygon>
+                <wp:start x="0" y="0"/>
+                <wp:lineTo x="0" y="21517"/>
+                <wp:lineTo x="21458" y="21517"/>
+                <wp:lineTo x="21458" y="0"/>
+                <wp:lineTo x="0" y="0"/>
+              </wp:wrapPolygon>
+            </wp:wrapThrough>
+            <wp:docPr id="34" name="Picture 34" descr="Screenshot 2025-12-29 010013"/>
+            <wp:cNvGraphicFramePr>
+              <a:graphicFrameLocks xmlns:a="http://schemas.openxmlformats.org/drawingml/2006/main" noChangeAspect="1"/>
+            </wp:cNvGraphicFramePr>
+            <a:graphic xmlns:a="http://schemas.openxmlformats.org/drawingml/2006/main">
+              <a:graphicData uri="http://schemas.openxmlformats.org/drawingml/2006/picture">
+                <pic:pic xmlns:pic="http://schemas.openxmlformats.org/drawingml/2006/picture">
+                  <pic:nvPicPr>
+                    <pic:cNvPr id="34" name="Picture 34" descr="Screenshot 2025-12-29 010013"/>
+                    <pic:cNvPicPr>
+                      <a:picLocks noChangeAspect="1"/>
+                    </pic:cNvPicPr>
+                  </pic:nvPicPr>
+                  <pic:blipFill>
+                    <a:blip r:embed="rId10"/>
+                    <a:stretch>
+                      <a:fillRect/>
+                    </a:stretch>
+                  </pic:blipFill>
+                  <pic:spPr>
+                    <a:xfrm>
+                      <a:off x="0" y="0"/>
+                      <a:ext cx="2607945" cy="3136265"/>
+                    </a:xfrm>
+                    <a:prstGeom prst="rect">
+                      <a:avLst/>
+                    </a:prstGeom>
+                  </pic:spPr>
+                </pic:pic>
+              </a:graphicData>
+            </a:graphic>
+          </wp:anchor>
+        </w:drawing>
+      </w:r>
+    </w:p>
+    <w:p>
+      <w:pPr>
+        <w:numPr>
+          <w:numId w:val="0"/>
+        </w:numPr>
+        <w:jc w:val="both"/>
+        <w:rPr>
+          <w:rFonts w:hint="default"/>
+          <w:b/>
+          <w:bCs/>
+          <w:lang w:val="en-US"/>
+        </w:rPr>
+      </w:pPr>
+    </w:p>
+    <w:p>
+      <w:pPr>
+        <w:numPr>
+          <w:numId w:val="0"/>
+        </w:numPr>
+        <w:jc w:val="both"/>
+        <w:rPr>
+          <w:rFonts w:hint="default"/>
+          <w:b/>
+          <w:bCs/>
+          <w:lang w:val="en-US"/>
+        </w:rPr>
+      </w:pPr>
+    </w:p>
+    <w:p>
+      <w:pPr>
+        <w:numPr>
+          <w:numId w:val="0"/>
+        </w:numPr>
+        <w:jc w:val="both"/>
+        <w:rPr>
+          <w:rFonts w:hint="default"/>
+          <w:b/>
+          <w:bCs/>
+          <w:lang w:val="en-US"/>
+        </w:rPr>
+      </w:pPr>
+    </w:p>
+    <w:p>
+      <w:pPr>
+        <w:numPr>
+          <w:numId w:val="0"/>
+        </w:numPr>
+        <w:jc w:val="both"/>
+        <w:rPr>
+          <w:rFonts w:hint="default"/>
+          <w:b/>
+          <w:bCs/>
+          <w:lang w:val="en-US"/>
+        </w:rPr>
+      </w:pPr>
+    </w:p>
+    <w:p>
+      <w:pPr>
+        <w:numPr>
+          <w:numId w:val="0"/>
+        </w:numPr>
+        <w:jc w:val="both"/>
+        <w:rPr>
+          <w:rFonts w:hint="default"/>
+          <w:b/>
+          <w:bCs/>
+          <w:lang w:val="en-US"/>
+        </w:rPr>
+      </w:pPr>
+    </w:p>
+    <w:p>
+      <w:pPr>
+        <w:numPr>
+          <w:numId w:val="0"/>
+        </w:numPr>
+        <w:jc w:val="both"/>
+        <w:rPr>
+          <w:rFonts w:hint="default"/>
+          <w:b/>
+          <w:bCs/>
+          <w:lang w:val="en-US"/>
+        </w:rPr>
+      </w:pPr>
+    </w:p>
+    <w:p>
+      <w:pPr>
+        <w:numPr>
+          <w:numId w:val="0"/>
+        </w:numPr>
+        <w:jc w:val="both"/>
+        <w:rPr>
+          <w:rFonts w:hint="default"/>
+          <w:b/>
+          <w:bCs/>
+          <w:lang w:val="en-US"/>
+        </w:rPr>
+      </w:pPr>
+    </w:p>
+    <w:p>
+      <w:pPr>
+        <w:numPr>
+          <w:numId w:val="0"/>
+        </w:numPr>
+        <w:jc w:val="both"/>
+        <w:rPr>
+          <w:rFonts w:hint="default"/>
+          <w:b/>
+          <w:bCs/>
+          <w:lang w:val="en-US"/>
+        </w:rPr>
+      </w:pPr>
+    </w:p>
+    <w:p>
+      <w:pPr>
+        <w:numPr>
+          <w:numId w:val="0"/>
+        </w:numPr>
+        <w:jc w:val="both"/>
+        <w:rPr>
+          <w:rFonts w:hint="default"/>
+          <w:b/>
+          <w:bCs/>
+          <w:lang w:val="en-US"/>
+        </w:rPr>
+      </w:pPr>
+    </w:p>
+    <w:p>
+      <w:pPr>
+        <w:numPr>
+          <w:numId w:val="0"/>
+        </w:numPr>
+        <w:jc w:val="both"/>
+        <w:rPr>
+          <w:rFonts w:hint="default"/>
+          <w:b/>
+          <w:bCs/>
+          <w:lang w:val="en-US"/>
+        </w:rPr>
+      </w:pPr>
+    </w:p>
+    <w:p>
+      <w:pPr>
+        <w:numPr>
+          <w:numId w:val="0"/>
+        </w:numPr>
+        <w:jc w:val="both"/>
+        <w:rPr>
+          <w:rFonts w:hint="default"/>
+          <w:b/>
+          <w:bCs/>
+          <w:lang w:val="en-US"/>
+        </w:rPr>
+      </w:pPr>
+    </w:p>
+    <w:p>
+      <w:pPr>
+        <w:numPr>
+          <w:numId w:val="0"/>
+        </w:numPr>
+        <w:jc w:val="both"/>
+        <w:rPr>
+          <w:rFonts w:hint="default"/>
+          <w:b/>
+          <w:bCs/>
+          <w:lang w:val="en-US"/>
+        </w:rPr>
+      </w:pPr>
+    </w:p>
+    <w:p>
+      <w:pPr>
+        <w:numPr>
+          <w:numId w:val="0"/>
+        </w:numPr>
+        <w:jc w:val="both"/>
+        <w:rPr>
+          <w:rFonts w:hint="default"/>
+          <w:b/>
+          <w:bCs/>
+          <w:lang w:val="en-US"/>
+        </w:rPr>
+      </w:pPr>
+    </w:p>
+    <w:p>
+      <w:pPr>
+        <w:numPr>
+          <w:numId w:val="0"/>
+        </w:numPr>
+        <w:jc w:val="both"/>
+        <w:rPr>
+          <w:rFonts w:hint="default"/>
+          <w:b/>
+          <w:bCs/>
+          <w:lang w:val="en-US"/>
+        </w:rPr>
+      </w:pPr>
+    </w:p>
+    <w:p>
+      <w:pPr>
+        <w:numPr>
+          <w:numId w:val="0"/>
+        </w:numPr>
+        <w:jc w:val="both"/>
+        <w:rPr>
+          <w:rFonts w:hint="default"/>
+          <w:b/>
+          <w:bCs/>
+          <w:lang w:val="en-US"/>
+        </w:rPr>
+      </w:pPr>
+    </w:p>
+    <w:p>
+      <w:pPr>
+        <w:numPr>
+          <w:numId w:val="0"/>
+        </w:numPr>
+        <w:jc w:val="both"/>
+        <w:rPr>
+          <w:rFonts w:hint="default"/>
+          <w:b/>
+          <w:bCs/>
+          <w:lang w:val="en-US"/>
+        </w:rPr>
+      </w:pPr>
+    </w:p>
+    <w:p>
+      <w:pPr>
+        <w:numPr>
+          <w:numId w:val="0"/>
+        </w:numPr>
+        <w:jc w:val="both"/>
+        <w:rPr>
+          <w:rFonts w:hint="default"/>
+          <w:b/>
+          <w:bCs/>
+          <w:lang w:val="en-US"/>
+        </w:rPr>
+      </w:pPr>
+    </w:p>
+    <w:p>
+      <w:pPr>
+        <w:numPr>
+          <w:numId w:val="0"/>
+        </w:numPr>
+        <w:jc w:val="both"/>
+        <w:rPr>
+          <w:rFonts w:hint="default"/>
+          <w:b/>
+          <w:bCs/>
+          <w:lang w:val="en-US"/>
+        </w:rPr>
+      </w:pPr>
+    </w:p>
+    <w:p>
+      <w:pPr>
+        <w:numPr>
+          <w:numId w:val="0"/>
+        </w:numPr>
+        <w:jc w:val="both"/>
+        <w:rPr>
+          <w:rFonts w:hint="default"/>
+          <w:b/>
+          <w:bCs/>
+          <w:lang w:val="en-US"/>
+        </w:rPr>
+      </w:pPr>
+    </w:p>
+    <w:p>
+      <w:pPr>
+        <w:numPr>
+          <w:numId w:val="0"/>
+        </w:numPr>
+        <w:jc w:val="both"/>
+        <w:rPr>
+          <w:rFonts w:hint="default"/>
+          <w:b/>
+          <w:bCs/>
+          <w:lang w:val="en-US"/>
+        </w:rPr>
+      </w:pPr>
+    </w:p>
+    <w:p>
+      <w:pPr>
+        <w:numPr>
+          <w:numId w:val="0"/>
+        </w:numPr>
+        <w:jc w:val="both"/>
+        <w:rPr>
+          <w:rFonts w:hint="default"/>
+          <w:b/>
+          <w:bCs/>
+          <w:lang w:val="en-US"/>
+        </w:rPr>
+      </w:pPr>
+    </w:p>
+    <w:p>
+      <w:pPr>
+        <w:numPr>
+          <w:numId w:val="0"/>
+        </w:numPr>
+        <w:jc w:val="both"/>
+        <w:rPr>
+          <w:rFonts w:hint="default"/>
+          <w:b/>
+          <w:bCs/>
+          <w:lang w:val="en-US"/>
+        </w:rPr>
+      </w:pPr>
       <w:bookmarkStart w:id="0" w:name="_GoBack"/>
+      <w:r>
+        <w:rPr>
+          <w:rFonts w:hint="default"/>
+          <w:b/>
+          <w:bCs/>
+          <w:lang w:val="en-US"/>
+        </w:rPr>
+        <w:drawing>
+          <wp:anchor distT="0" distB="0" distL="114300" distR="114300" simplePos="0" relativeHeight="251676672" behindDoc="1" locked="0" layoutInCell="1" allowOverlap="1">
+            <wp:simplePos x="0" y="0"/>
+            <wp:positionH relativeFrom="column">
+              <wp:posOffset>46355</wp:posOffset>
+            </wp:positionH>
+            <wp:positionV relativeFrom="paragraph">
+              <wp:posOffset>20955</wp:posOffset>
+            </wp:positionV>
+            <wp:extent cx="5268595" cy="1471295"/>
+            <wp:effectExtent l="0" t="0" r="8255" b="14605"/>
+            <wp:wrapThrough wrapText="bothSides">
+              <wp:wrapPolygon>
+                <wp:start x="0" y="0"/>
+                <wp:lineTo x="0" y="21255"/>
+                <wp:lineTo x="21556" y="21255"/>
+                <wp:lineTo x="21556" y="0"/>
+                <wp:lineTo x="0" y="0"/>
+              </wp:wrapPolygon>
+            </wp:wrapThrough>
+            <wp:docPr id="36" name="Picture 36" descr="Screenshot 2025-12-29 010055"/>
+            <wp:cNvGraphicFramePr>
+              <a:graphicFrameLocks xmlns:a="http://schemas.openxmlformats.org/drawingml/2006/main" noChangeAspect="1"/>
+            </wp:cNvGraphicFramePr>
+            <a:graphic xmlns:a="http://schemas.openxmlformats.org/drawingml/2006/main">
+              <a:graphicData uri="http://schemas.openxmlformats.org/drawingml/2006/picture">
+                <pic:pic xmlns:pic="http://schemas.openxmlformats.org/drawingml/2006/picture">
+                  <pic:nvPicPr>
+                    <pic:cNvPr id="36" name="Picture 36" descr="Screenshot 2025-12-29 010055"/>
+                    <pic:cNvPicPr>
+                      <a:picLocks noChangeAspect="1"/>
+                    </pic:cNvPicPr>
+                  </pic:nvPicPr>
+                  <pic:blipFill>
+                    <a:blip r:embed="rId11"/>
+                    <a:stretch>
+                      <a:fillRect/>
+                    </a:stretch>
+                  </pic:blipFill>
+                  <pic:spPr>
+                    <a:xfrm>
+                      <a:off x="0" y="0"/>
+                      <a:ext cx="5268595" cy="1471295"/>
+                    </a:xfrm>
+                    <a:prstGeom prst="rect">
+                      <a:avLst/>
+                    </a:prstGeom>
+                  </pic:spPr>
+                </pic:pic>
+              </a:graphicData>
+            </a:graphic>
+          </wp:anchor>
+        </w:drawing>
+      </w:r>
       <w:bookmarkEnd w:id="0"/>
+    </w:p>
+    <w:p>
+      <w:pPr>
+        <w:numPr>
+          <w:numId w:val="0"/>
+        </w:numPr>
+        <w:jc w:val="both"/>
+        <w:rPr>
+          <w:rFonts w:hint="default"/>
+          <w:b/>
+          <w:bCs/>
+          <w:lang w:val="en-US"/>
+        </w:rPr>
+      </w:pPr>
+    </w:p>
+    <w:p>
+      <w:pPr>
+        <w:numPr>
+          <w:numId w:val="0"/>
+        </w:numPr>
+        <w:jc w:val="both"/>
+        <w:rPr>
+          <w:rFonts w:hint="default"/>
+          <w:b/>
+          <w:bCs/>
+          <w:lang w:val="en-US"/>
+        </w:rPr>
+      </w:pPr>
+    </w:p>
+    <w:p>
+      <w:pPr>
+        <w:numPr>
+          <w:numId w:val="0"/>
+        </w:numPr>
+        <w:jc w:val="both"/>
+        <w:rPr>
+          <w:rFonts w:hint="default"/>
+          <w:b/>
+          <w:bCs/>
+          <w:lang w:val="en-US"/>
+        </w:rPr>
+      </w:pPr>
+    </w:p>
+    <w:p>
+      <w:pPr>
+        <w:numPr>
+          <w:numId w:val="0"/>
+        </w:numPr>
+        <w:jc w:val="both"/>
+        <w:rPr>
+          <w:rFonts w:hint="default"/>
+          <w:b/>
+          <w:bCs/>
+          <w:lang w:val="en-US"/>
+        </w:rPr>
+      </w:pPr>
+    </w:p>
+    <w:p>
+      <w:pPr>
+        <w:numPr>
+          <w:numId w:val="0"/>
+        </w:numPr>
+        <w:jc w:val="both"/>
+        <w:rPr>
+          <w:rFonts w:hint="default"/>
+          <w:b/>
+          <w:bCs/>
+          <w:lang w:val="en-US"/>
+        </w:rPr>
+      </w:pPr>
+    </w:p>
+    <w:p>
+      <w:pPr>
+        <w:numPr>
+          <w:numId w:val="0"/>
+        </w:numPr>
+        <w:jc w:val="both"/>
+        <w:rPr>
+          <w:rFonts w:hint="default"/>
+          <w:b/>
+          <w:bCs/>
+          <w:lang w:val="en-US"/>
+        </w:rPr>
+      </w:pPr>
+    </w:p>
+    <w:p>
+      <w:pPr>
+        <w:numPr>
+          <w:numId w:val="0"/>
+        </w:numPr>
+        <w:jc w:val="both"/>
+        <w:rPr>
+          <w:rFonts w:hint="default"/>
+          <w:b/>
+          <w:bCs/>
+          <w:lang w:val="en-US"/>
+        </w:rPr>
+      </w:pPr>
+    </w:p>
+    <w:p>
+      <w:pPr>
+        <w:numPr>
+          <w:numId w:val="0"/>
+        </w:numPr>
+        <w:jc w:val="both"/>
+        <w:rPr>
+          <w:rFonts w:hint="default"/>
+          <w:b/>
+          <w:bCs/>
+          <w:lang w:val="en-US"/>
+        </w:rPr>
+      </w:pPr>
+    </w:p>
+    <w:p>
+      <w:pPr>
+        <w:numPr>
+          <w:numId w:val="0"/>
+        </w:numPr>
+        <w:jc w:val="both"/>
+        <w:rPr>
+          <w:rFonts w:hint="default"/>
+          <w:b/>
+          <w:bCs/>
+          <w:lang w:val="en-US"/>
+        </w:rPr>
+      </w:pPr>
+    </w:p>
+    <w:p>
+      <w:pPr>
+        <w:numPr>
+          <w:numId w:val="0"/>
+        </w:numPr>
+        <w:jc w:val="both"/>
+        <w:rPr>
+          <w:rFonts w:hint="default"/>
+          <w:b/>
+          <w:bCs/>
+          <w:lang w:val="en-US"/>
+        </w:rPr>
+      </w:pPr>
+    </w:p>
+    <w:p>
+      <w:pPr>
+        <w:numPr>
+          <w:numId w:val="0"/>
+        </w:numPr>
+        <w:jc w:val="both"/>
+        <w:rPr>
+          <w:rFonts w:hint="default"/>
+          <w:b/>
+          <w:bCs/>
+          <w:lang w:val="en-US"/>
+        </w:rPr>
+      </w:pPr>
+    </w:p>
+    <w:p>
+      <w:pPr>
+        <w:numPr>
+          <w:numId w:val="0"/>
+        </w:numPr>
+        <w:jc w:val="both"/>
+        <w:rPr>
+          <w:rFonts w:hint="default"/>
+          <w:b/>
+          <w:bCs/>
+          <w:lang w:val="en-US"/>
+        </w:rPr>
+      </w:pPr>
+    </w:p>
+    <w:p>
+      <w:pPr>
+        <w:numPr>
+          <w:numId w:val="0"/>
+        </w:numPr>
+        <w:jc w:val="both"/>
+        <w:rPr>
+          <w:rFonts w:hint="default"/>
+          <w:b/>
+          <w:bCs/>
+          <w:lang w:val="en-US"/>
+        </w:rPr>
+      </w:pPr>
+    </w:p>
+    <w:p>
+      <w:pPr>
+        <w:numPr>
+          <w:numId w:val="0"/>
+        </w:numPr>
+        <w:jc w:val="both"/>
+        <w:rPr>
+          <w:rFonts w:hint="default"/>
+          <w:b/>
+          <w:bCs/>
+          <w:lang w:val="en-US"/>
+        </w:rPr>
+      </w:pPr>
+    </w:p>
+    <w:p>
+      <w:pPr>
+        <w:numPr>
+          <w:numId w:val="0"/>
+        </w:numPr>
+        <w:jc w:val="both"/>
+        <w:rPr>
+          <w:rFonts w:hint="default"/>
+          <w:b/>
+          <w:bCs/>
+          <w:lang w:val="en-US"/>
+        </w:rPr>
+      </w:pPr>
+    </w:p>
+    <w:p>
+      <w:pPr>
+        <w:numPr>
+          <w:numId w:val="0"/>
+        </w:numPr>
+        <w:jc w:val="both"/>
+        <w:rPr>
+          <w:rFonts w:hint="default"/>
+          <w:b/>
+          <w:bCs/>
+          <w:lang w:val="en-US"/>
+        </w:rPr>
+      </w:pPr>
+    </w:p>
+    <w:p>
+      <w:pPr>
+        <w:numPr>
+          <w:numId w:val="0"/>
+        </w:numPr>
+        <w:jc w:val="both"/>
+        <w:rPr>
+          <w:rFonts w:hint="default"/>
+          <w:b/>
+          <w:bCs/>
+          <w:lang w:val="en-US"/>
+        </w:rPr>
+      </w:pPr>
+    </w:p>
+    <w:p>
+      <w:pPr>
+        <w:numPr>
+          <w:numId w:val="0"/>
+        </w:numPr>
+        <w:jc w:val="both"/>
+        <w:rPr>
+          <w:rFonts w:hint="default"/>
+          <w:b/>
+          <w:bCs/>
+          <w:lang w:val="en-US"/>
+        </w:rPr>
+      </w:pPr>
+    </w:p>
+    <w:p>
+      <w:pPr>
+        <w:numPr>
+          <w:numId w:val="0"/>
+        </w:numPr>
+        <w:jc w:val="both"/>
+        <w:rPr>
+          <w:rFonts w:hint="default"/>
+          <w:b/>
+          <w:bCs/>
+          <w:lang w:val="en-US"/>
+        </w:rPr>
+      </w:pPr>
+    </w:p>
+    <w:p>
+      <w:pPr>
+        <w:numPr>
+          <w:numId w:val="0"/>
+        </w:numPr>
+        <w:jc w:val="both"/>
+        <w:rPr>
+          <w:rFonts w:hint="default"/>
+          <w:b/>
+          <w:bCs/>
+          <w:lang w:val="en-US"/>
+        </w:rPr>
+      </w:pPr>
+    </w:p>
+    <w:p>
+      <w:pPr>
+        <w:numPr>
+          <w:numId w:val="0"/>
+        </w:numPr>
+        <w:jc w:val="both"/>
+        <w:rPr>
+          <w:rFonts w:hint="default"/>
+          <w:b/>
+          <w:bCs/>
+          <w:lang w:val="en-US"/>
+        </w:rPr>
+      </w:pPr>
+    </w:p>
+    <w:p>
+      <w:pPr>
+        <w:numPr>
+          <w:numId w:val="0"/>
+        </w:numPr>
+        <w:jc w:val="both"/>
+        <w:rPr>
+          <w:rFonts w:hint="default"/>
+          <w:b/>
+          <w:bCs/>
+          <w:lang w:val="en-US"/>
+        </w:rPr>
+      </w:pPr>
+    </w:p>
+    <w:p>
+      <w:pPr>
+        <w:numPr>
+          <w:numId w:val="0"/>
+        </w:numPr>
+        <w:jc w:val="both"/>
+        <w:rPr>
+          <w:rFonts w:hint="default"/>
+          <w:b/>
+          <w:bCs/>
+          <w:lang w:val="en-US"/>
+        </w:rPr>
+      </w:pPr>
+    </w:p>
+    <w:p>
+      <w:pPr>
+        <w:numPr>
+          <w:numId w:val="0"/>
+        </w:numPr>
+        <w:jc w:val="both"/>
+        <w:rPr>
+          <w:rFonts w:hint="default"/>
+          <w:b/>
+          <w:bCs/>
+          <w:lang w:val="en-US"/>
+        </w:rPr>
+      </w:pPr>
+    </w:p>
+    <w:p>
+      <w:pPr>
+        <w:numPr>
+          <w:numId w:val="0"/>
+        </w:numPr>
+        <w:jc w:val="both"/>
+        <w:rPr>
+          <w:rFonts w:hint="default"/>
+          <w:b/>
+          <w:bCs/>
+          <w:lang w:val="en-US"/>
+        </w:rPr>
+      </w:pPr>
+    </w:p>
+    <w:p>
+      <w:pPr>
+        <w:numPr>
+          <w:numId w:val="0"/>
+        </w:numPr>
+        <w:jc w:val="both"/>
+        <w:rPr>
+          <w:rFonts w:hint="default"/>
+          <w:b/>
+          <w:bCs/>
+          <w:lang w:val="en-US"/>
+        </w:rPr>
+      </w:pPr>
+    </w:p>
+    <w:p>
+      <w:pPr>
+        <w:numPr>
+          <w:numId w:val="0"/>
+        </w:numPr>
+        <w:jc w:val="both"/>
+        <w:rPr>
+          <w:rFonts w:hint="default"/>
+          <w:b/>
+          <w:bCs/>
+          <w:lang w:val="en-US"/>
+        </w:rPr>
+      </w:pPr>
+    </w:p>
+    <w:p>
+      <w:pPr>
+        <w:numPr>
+          <w:numId w:val="0"/>
+        </w:numPr>
+        <w:jc w:val="both"/>
+        <w:rPr>
+          <w:rFonts w:hint="default"/>
+          <w:b/>
+          <w:bCs/>
+          <w:lang w:val="en-US"/>
+        </w:rPr>
+      </w:pPr>
+    </w:p>
+    <w:p>
+      <w:pPr>
+        <w:numPr>
+          <w:numId w:val="0"/>
+        </w:numPr>
+        <w:jc w:val="both"/>
+        <w:rPr>
+          <w:rFonts w:hint="default"/>
+          <w:b/>
+          <w:bCs/>
+          <w:lang w:val="en-US"/>
+        </w:rPr>
+      </w:pPr>
+    </w:p>
+    <w:p>
+      <w:pPr>
+        <w:numPr>
+          <w:numId w:val="0"/>
+        </w:numPr>
+        <w:jc w:val="both"/>
+        <w:rPr>
+          <w:rFonts w:hint="default"/>
+          <w:b/>
+          <w:bCs/>
+          <w:lang w:val="en-US"/>
+        </w:rPr>
+      </w:pPr>
+    </w:p>
+    <w:p>
+      <w:pPr>
+        <w:numPr>
+          <w:numId w:val="0"/>
+        </w:numPr>
+        <w:jc w:val="both"/>
+        <w:rPr>
+          <w:rFonts w:hint="default"/>
+          <w:b/>
+          <w:bCs/>
+          <w:lang w:val="en-US"/>
+        </w:rPr>
+      </w:pPr>
+    </w:p>
+    <w:p>
+      <w:pPr>
+        <w:numPr>
+          <w:numId w:val="0"/>
+        </w:numPr>
+        <w:jc w:val="both"/>
+        <w:rPr>
+          <w:rFonts w:hint="default"/>
+          <w:b/>
+          <w:bCs/>
+          <w:lang w:val="en-US"/>
+        </w:rPr>
+      </w:pPr>
+    </w:p>
+    <w:p>
+      <w:pPr>
+        <w:numPr>
+          <w:numId w:val="0"/>
+        </w:numPr>
+        <w:jc w:val="both"/>
+        <w:rPr>
+          <w:rFonts w:hint="default"/>
+          <w:b/>
+          <w:bCs/>
+          <w:lang w:val="en-US"/>
+        </w:rPr>
+      </w:pPr>
+    </w:p>
+    <w:p>
+      <w:pPr>
+        <w:numPr>
+          <w:numId w:val="0"/>
+        </w:numPr>
+        <w:jc w:val="both"/>
+        <w:rPr>
+          <w:rFonts w:hint="default"/>
+          <w:b/>
+          <w:bCs/>
+          <w:lang w:val="en-US"/>
+        </w:rPr>
+      </w:pPr>
+    </w:p>
+    <w:p>
+      <w:pPr>
+        <w:numPr>
+          <w:numId w:val="0"/>
+        </w:numPr>
+        <w:jc w:val="both"/>
+        <w:rPr>
+          <w:rFonts w:hint="default"/>
+          <w:b/>
+          <w:bCs/>
+          <w:lang w:val="en-US"/>
+        </w:rPr>
+      </w:pPr>
+    </w:p>
+    <w:p>
+      <w:pPr>
+        <w:numPr>
+          <w:numId w:val="0"/>
+        </w:numPr>
+        <w:jc w:val="both"/>
+        <w:rPr>
+          <w:rFonts w:hint="default"/>
+          <w:b/>
+          <w:bCs/>
+          <w:lang w:val="en-US"/>
+        </w:rPr>
+      </w:pPr>
+    </w:p>
+    <w:p>
+      <w:pPr>
+        <w:numPr>
+          <w:numId w:val="0"/>
+        </w:numPr>
+        <w:jc w:val="both"/>
+        <w:rPr>
+          <w:rFonts w:hint="default"/>
+          <w:b/>
+          <w:bCs/>
+          <w:lang w:val="en-US"/>
+        </w:rPr>
+      </w:pPr>
+    </w:p>
+    <w:p>
+      <w:pPr>
+        <w:numPr>
+          <w:numId w:val="0"/>
+        </w:numPr>
+        <w:jc w:val="both"/>
+        <w:rPr>
+          <w:rFonts w:hint="default"/>
+          <w:b/>
+          <w:bCs/>
+          <w:lang w:val="en-US"/>
+        </w:rPr>
+      </w:pPr>
+    </w:p>
+    <w:p>
+      <w:pPr>
+        <w:numPr>
+          <w:numId w:val="0"/>
+        </w:numPr>
+        <w:jc w:val="both"/>
+        <w:rPr>
+          <w:rFonts w:hint="default"/>
+          <w:b/>
+          <w:bCs/>
+          <w:lang w:val="en-US"/>
+        </w:rPr>
+      </w:pPr>
+    </w:p>
+    <w:p>
+      <w:pPr>
+        <w:numPr>
+          <w:numId w:val="0"/>
+        </w:numPr>
+        <w:jc w:val="both"/>
+        <w:rPr>
+          <w:rFonts w:hint="default"/>
+          <w:b/>
+          <w:bCs/>
+          <w:lang w:val="en-US"/>
+        </w:rPr>
+      </w:pPr>
+    </w:p>
+    <w:p>
+      <w:pPr>
+        <w:numPr>
+          <w:numId w:val="0"/>
+        </w:numPr>
+        <w:jc w:val="both"/>
+        <w:rPr>
+          <w:rFonts w:hint="default"/>
+          <w:b/>
+          <w:bCs/>
+          <w:lang w:val="en-US"/>
+        </w:rPr>
+      </w:pPr>
+    </w:p>
+    <w:p>
+      <w:pPr>
+        <w:numPr>
+          <w:numId w:val="0"/>
+        </w:numPr>
+        <w:jc w:val="both"/>
+        <w:rPr>
+          <w:rFonts w:hint="default"/>
+          <w:b/>
+          <w:bCs/>
+          <w:lang w:val="en-US"/>
+        </w:rPr>
+      </w:pPr>
+    </w:p>
+    <w:p>
+      <w:pPr>
+        <w:numPr>
+          <w:numId w:val="0"/>
+        </w:numPr>
+        <w:jc w:val="both"/>
+        <w:rPr>
+          <w:rFonts w:hint="default"/>
+          <w:b/>
+          <w:bCs/>
+          <w:lang w:val="en-US"/>
+        </w:rPr>
+      </w:pPr>
+    </w:p>
+    <w:p>
+      <w:pPr>
+        <w:numPr>
+          <w:numId w:val="0"/>
+        </w:numPr>
+        <w:jc w:val="both"/>
+        <w:rPr>
+          <w:rFonts w:hint="default"/>
+          <w:b/>
+          <w:bCs/>
+          <w:lang w:val="en-US"/>
+        </w:rPr>
+      </w:pPr>
+    </w:p>
+    <w:p>
+      <w:pPr>
+        <w:numPr>
+          <w:numId w:val="0"/>
+        </w:numPr>
+        <w:jc w:val="both"/>
+        <w:rPr>
+          <w:rFonts w:hint="default"/>
+          <w:b/>
+          <w:bCs/>
+          <w:lang w:val="en-US"/>
+        </w:rPr>
+      </w:pPr>
+    </w:p>
+    <w:p>
+      <w:pPr>
+        <w:numPr>
+          <w:numId w:val="0"/>
+        </w:numPr>
+        <w:jc w:val="both"/>
+        <w:rPr>
+          <w:rFonts w:hint="default"/>
+          <w:b/>
+          <w:bCs/>
+          <w:lang w:val="en-US"/>
+        </w:rPr>
+      </w:pPr>
+    </w:p>
+    <w:p>
+      <w:pPr>
+        <w:numPr>
+          <w:numId w:val="0"/>
+        </w:numPr>
+        <w:jc w:val="both"/>
+        <w:rPr>
+          <w:rFonts w:hint="default"/>
+          <w:b/>
+          <w:bCs/>
+          <w:lang w:val="en-US"/>
+        </w:rPr>
+      </w:pPr>
+    </w:p>
+    <w:p>
+      <w:pPr>
+        <w:numPr>
+          <w:numId w:val="0"/>
+        </w:numPr>
+        <w:jc w:val="both"/>
+        <w:rPr>
+          <w:rFonts w:hint="default"/>
+          <w:b/>
+          <w:bCs/>
+          <w:lang w:val="en-US"/>
+        </w:rPr>
+      </w:pPr>
+    </w:p>
+    <w:p>
+      <w:pPr>
+        <w:numPr>
+          <w:numId w:val="0"/>
+        </w:numPr>
+        <w:jc w:val="both"/>
+        <w:rPr>
+          <w:rFonts w:hint="default"/>
+          <w:b/>
+          <w:bCs/>
+          <w:lang w:val="en-US"/>
+        </w:rPr>
+      </w:pPr>
+    </w:p>
+    <w:p>
+      <w:pPr>
+        <w:numPr>
+          <w:numId w:val="0"/>
+        </w:numPr>
+        <w:jc w:val="both"/>
+        <w:rPr>
+          <w:rFonts w:hint="default"/>
+          <w:b/>
+          <w:bCs/>
+          <w:lang w:val="en-US"/>
+        </w:rPr>
+      </w:pPr>
+    </w:p>
+    <w:p>
+      <w:pPr>
+        <w:numPr>
+          <w:numId w:val="0"/>
+        </w:numPr>
+        <w:jc w:val="both"/>
+        <w:rPr>
+          <w:rFonts w:hint="default"/>
+          <w:b/>
+          <w:bCs/>
+          <w:lang w:val="en-US"/>
+        </w:rPr>
+      </w:pPr>
     </w:p>
     <w:sectPr>
       <w:pgSz w:w="11906" w:h="16838"/>
@@ -7809,7 +10268,40 @@
       </w:tblCellMar>
     </w:tblPr>
   </w:style>
-  <w:style w:type="table" w:styleId="4">
+  <w:style w:type="paragraph" w:styleId="4">
+    <w:name w:val="footer"/>
+    <w:basedOn w:val="1"/>
+    <w:uiPriority w:val="0"/>
+    <w:pPr>
+      <w:tabs>
+        <w:tab w:val="center" w:pos="4153"/>
+        <w:tab w:val="right" w:pos="8306"/>
+      </w:tabs>
+      <w:snapToGrid w:val="0"/>
+      <w:jc w:val="left"/>
+    </w:pPr>
+    <w:rPr>
+      <w:sz w:val="18"/>
+      <w:szCs w:val="18"/>
+    </w:rPr>
+  </w:style>
+  <w:style w:type="paragraph" w:styleId="5">
+    <w:name w:val="header"/>
+    <w:basedOn w:val="1"/>
+    <w:uiPriority w:val="0"/>
+    <w:pPr>
+      <w:tabs>
+        <w:tab w:val="center" w:pos="4153"/>
+        <w:tab w:val="right" w:pos="8306"/>
+      </w:tabs>
+      <w:snapToGrid w:val="0"/>
+    </w:pPr>
+    <w:rPr>
+      <w:sz w:val="18"/>
+      <w:szCs w:val="18"/>
+    </w:rPr>
+  </w:style>
+  <w:style w:type="table" w:styleId="6">
     <w:name w:val="Table Grid"/>
     <w:basedOn w:val="3"/>
     <w:uiPriority w:val="0"/>
